--- a/backend/word_templates/自有资金/材料（设备）采购/邀请询比/1.采购意向公告.docx
+++ b/backend/word_templates/自有资金/材料（设备）采购/邀请询比/1.采购意向公告.docx
@@ -560,18 +560,10 @@
           <w:highlight w:val="none"/>
           <w:lang w:val="en-US" w:eastAsia="zh-CN"/>
         </w:rPr>
-        <w:t>相应</w:t>
-      </w:r>
-      <w:r>
-        <w:rPr>
-          <w:rFonts w:hint="eastAsia" w:ascii="Times New Roman" w:hAnsi="Times New Roman" w:eastAsia="仿宋_GB2312" w:cs="Times New Roman"/>
-          <w:color w:val="auto"/>
-          <w:sz w:val="28"/>
-          <w:szCs w:val="28"/>
-          <w:highlight w:val="none"/>
-        </w:rPr>
-        <w:t>资质</w:t>
-      </w:r>
+        <w:t>相应营业范围</w:t>
+      </w:r>
+      <w:bookmarkStart w:id="1" w:name="_GoBack"/>
+      <w:bookmarkEnd w:id="1"/>
       <w:r>
         <w:rPr>
           <w:rFonts w:hint="eastAsia" w:ascii="Times New Roman" w:hAnsi="Times New Roman" w:eastAsia="仿宋_GB2312" w:cs="Times New Roman"/>
@@ -2931,20 +2923,7 @@
                 <w:szCs w:val="24"/>
                 <w:lang w:val="en-US" w:eastAsia="zh-CN"/>
               </w:rPr>
-              <w:t>{{caigou_l</w:t>
-            </w:r>
-            <w:bookmarkStart w:id="1" w:name="_GoBack"/>
-            <w:bookmarkEnd w:id="1"/>
-            <w:r>
-              <w:rPr>
-                <w:rFonts w:hint="eastAsia" w:ascii="仿宋_GB2312" w:hAnsi="仿宋_GB2312" w:eastAsia="仿宋_GB2312" w:cs="仿宋_GB2312"/>
-                <w:color w:val="auto"/>
-                <w:kern w:val="2"/>
-                <w:sz w:val="24"/>
-                <w:szCs w:val="24"/>
-                <w:lang w:val="en-US" w:eastAsia="zh-CN"/>
-              </w:rPr>
-              <w:t>eixing}}</w:t>
+              <w:t>{{caigou_leixing}}</w:t>
             </w:r>
           </w:p>
         </w:tc>

--- a/backend/word_templates/自有资金/材料（设备）采购/邀请询比/1.采购意向公告.docx
+++ b/backend/word_templates/自有资金/材料（设备）采购/邀请询比/1.采购意向公告.docx
@@ -18,9 +18,17 @@
       <w:r>
         <w:rPr>
           <w:rFonts w:hint="eastAsia" w:ascii="宋体" w:hAnsi="宋体" w:eastAsia="宋体" w:cs="宋体"/>
-          <w:lang w:val="en-US" w:eastAsia="zh-CN"/>
-        </w:rPr>
-        <w:t>{{caigou_xiangmu_ming}}意向供应商</w:t>
+          <w:color w:val="0000FF"/>
+          <w:lang w:val="en-US" w:eastAsia="zh-CN"/>
+        </w:rPr>
+        <w:t>{{caigou_xiangmu_ming}}</w:t>
+      </w:r>
+      <w:r>
+        <w:rPr>
+          <w:rFonts w:hint="eastAsia" w:ascii="宋体" w:hAnsi="宋体" w:eastAsia="宋体" w:cs="宋体"/>
+          <w:lang w:val="en-US" w:eastAsia="zh-CN"/>
+        </w:rPr>
+        <w:t>意向供应商</w:t>
       </w:r>
       <w:r>
         <w:rPr>
@@ -58,7 +66,17 @@
           <w:szCs w:val="28"/>
           <w:lang w:val="en-US" w:eastAsia="zh-CN"/>
         </w:rPr>
-        <w:t xml:space="preserve">  {{caigou_xiangmu_ming}}</w:t>
+        <w:t xml:space="preserve">  </w:t>
+      </w:r>
+      <w:r>
+        <w:rPr>
+          <w:rFonts w:hint="eastAsia" w:ascii="仿宋_GB2312" w:eastAsia="仿宋_GB2312"/>
+          <w:color w:val="0000FF"/>
+          <w:sz w:val="28"/>
+          <w:szCs w:val="28"/>
+          <w:lang w:val="en-US" w:eastAsia="zh-CN"/>
+        </w:rPr>
+        <w:t>{{caigou_xiangmu_ming}}</w:t>
       </w:r>
       <w:r>
         <w:rPr>
@@ -166,6 +184,7 @@
       <w:r>
         <w:rPr>
           <w:rFonts w:hint="eastAsia" w:ascii="仿宋_GB2312" w:eastAsia="仿宋_GB2312"/>
+          <w:color w:val="0000FF"/>
           <w:sz w:val="28"/>
           <w:szCs w:val="28"/>
           <w:lang w:val="en-US" w:eastAsia="zh-CN"/>
@@ -467,10 +486,11 @@
         <w:spacing w:line="600" w:lineRule="exact"/>
         <w:jc w:val="left"/>
         <w:rPr>
-          <w:rFonts w:ascii="仿宋_GB2312" w:eastAsia="仿宋_GB2312"/>
-          <w:sz w:val="28"/>
-          <w:szCs w:val="28"/>
-          <w:u w:val="single"/>
+          <w:rFonts w:ascii="Times New Roman" w:hAnsi="Times New Roman" w:eastAsia="仿宋_GB2312" w:cs="Times New Roman"/>
+          <w:color w:val="auto"/>
+          <w:sz w:val="28"/>
+          <w:szCs w:val="28"/>
+          <w:highlight w:val="none"/>
         </w:rPr>
       </w:pPr>
       <w:r>
@@ -489,35 +509,7 @@
           <w:szCs w:val="28"/>
           <w:highlight w:val="none"/>
         </w:rPr>
-        <w:t>应为在中华人民共和国注册的具有独立民事责任的法人或其他组织，取得合法企业工商营业执照</w:t>
-      </w:r>
-      <w:r>
-        <w:rPr>
-          <w:rFonts w:hint="eastAsia" w:ascii="Times New Roman" w:hAnsi="Times New Roman" w:eastAsia="仿宋_GB2312" w:cs="Times New Roman"/>
-          <w:color w:val="auto"/>
-          <w:sz w:val="28"/>
-          <w:szCs w:val="28"/>
-          <w:highlight w:val="none"/>
-        </w:rPr>
-        <w:t>并具备相应的经营范围且在有效期内。</w:t>
-      </w:r>
-      <w:r>
-        <w:rPr>
-          <w:rFonts w:ascii="Times New Roman" w:hAnsi="Times New Roman" w:eastAsia="仿宋_GB2312" w:cs="Times New Roman"/>
-          <w:color w:val="auto"/>
-          <w:sz w:val="28"/>
-          <w:szCs w:val="28"/>
-          <w:highlight w:val="none"/>
-        </w:rPr>
-        <w:t>若供应商为法人的分支机构，还须同时提供具有法人资格的总公司的营业执照复印件。</w:t>
-      </w:r>
-      <w:r>
-        <w:rPr>
-          <w:rFonts w:hint="eastAsia" w:ascii="仿宋_GB2312" w:eastAsia="仿宋_GB2312"/>
-          <w:sz w:val="28"/>
-          <w:szCs w:val="28"/>
-        </w:rPr>
-        <w:t>。</w:t>
+        <w:t>应为在中华人民共和国注册的具有独立民事责</w:t>
       </w:r>
     </w:p>
     <w:p>
@@ -535,6 +527,50 @@
       </w:pPr>
       <w:r>
         <w:rPr>
+          <w:rFonts w:ascii="Times New Roman" w:hAnsi="Times New Roman" w:eastAsia="仿宋_GB2312" w:cs="Times New Roman"/>
+          <w:color w:val="auto"/>
+          <w:sz w:val="28"/>
+          <w:szCs w:val="28"/>
+          <w:highlight w:val="none"/>
+        </w:rPr>
+        <w:t>任的法人或其他组织，取得合法企业工商营业执照</w:t>
+      </w:r>
+      <w:r>
+        <w:rPr>
+          <w:rFonts w:hint="eastAsia" w:ascii="Times New Roman" w:hAnsi="Times New Roman" w:eastAsia="仿宋_GB2312" w:cs="Times New Roman"/>
+          <w:color w:val="auto"/>
+          <w:sz w:val="28"/>
+          <w:szCs w:val="28"/>
+          <w:highlight w:val="none"/>
+        </w:rPr>
+        <w:t>并具备相应的经营范围且在有效期内。</w:t>
+      </w:r>
+      <w:r>
+        <w:rPr>
+          <w:rFonts w:ascii="Times New Roman" w:hAnsi="Times New Roman" w:eastAsia="仿宋_GB2312" w:cs="Times New Roman"/>
+          <w:color w:val="auto"/>
+          <w:sz w:val="28"/>
+          <w:szCs w:val="28"/>
+          <w:highlight w:val="none"/>
+        </w:rPr>
+        <w:t>若供应商为法人的分支机构，还须同时提供具有法人资格的总公司的营业执照复印件。</w:t>
+      </w:r>
+    </w:p>
+    <w:p>
+      <w:pPr>
+        <w:adjustRightInd w:val="0"/>
+        <w:snapToGrid w:val="0"/>
+        <w:spacing w:line="600" w:lineRule="exact"/>
+        <w:jc w:val="left"/>
+        <w:rPr>
+          <w:rFonts w:ascii="仿宋_GB2312" w:eastAsia="仿宋_GB2312"/>
+          <w:sz w:val="28"/>
+          <w:szCs w:val="28"/>
+          <w:u w:val="single"/>
+        </w:rPr>
+      </w:pPr>
+      <w:r>
+        <w:rPr>
           <w:rFonts w:hint="eastAsia" w:ascii="仿宋_GB2312" w:eastAsia="仿宋_GB2312"/>
           <w:sz w:val="28"/>
           <w:szCs w:val="28"/>
@@ -560,20 +596,7 @@
           <w:highlight w:val="none"/>
           <w:lang w:val="en-US" w:eastAsia="zh-CN"/>
         </w:rPr>
-        <w:t>相应营业范围</w:t>
-      </w:r>
-      <w:bookmarkStart w:id="1" w:name="_GoBack"/>
-      <w:bookmarkEnd w:id="1"/>
-      <w:r>
-        <w:rPr>
-          <w:rFonts w:hint="eastAsia" w:ascii="Times New Roman" w:hAnsi="Times New Roman" w:eastAsia="仿宋_GB2312" w:cs="Times New Roman"/>
-          <w:color w:val="auto"/>
-          <w:sz w:val="28"/>
-          <w:szCs w:val="28"/>
-          <w:highlight w:val="none"/>
-          <w:lang w:val="en-US" w:eastAsia="zh-CN"/>
-        </w:rPr>
-        <w:t>（具体资质要求详见报名类别清单），</w:t>
+        <w:t>相应营业范围（具体资质要求详见报名类别清单），</w:t>
       </w:r>
       <w:r>
         <w:rPr>
@@ -1013,16 +1036,20 @@
         <w:jc w:val="left"/>
         <w:rPr>
           <w:rFonts w:hint="default" w:ascii="仿宋_GB2312" w:eastAsia="仿宋_GB2312"/>
-          <w:color w:val="FF0000"/>
-          <w:sz w:val="28"/>
-          <w:szCs w:val="28"/>
-          <w:lang w:val="en-US" w:eastAsia="zh-CN"/>
-        </w:rPr>
-      </w:pPr>
-      <w:r>
-        <w:rPr>
-          <w:rFonts w:hint="eastAsia" w:ascii="仿宋_GB2312" w:eastAsia="仿宋_GB2312"/>
-          <w:color w:val="FF0000"/>
+          <w:b w:val="0"/>
+          <w:bCs w:val="0"/>
+          <w:color w:val="auto"/>
+          <w:sz w:val="28"/>
+          <w:szCs w:val="28"/>
+          <w:lang w:val="en-US" w:eastAsia="zh-CN"/>
+        </w:rPr>
+      </w:pPr>
+      <w:r>
+        <w:rPr>
+          <w:rFonts w:hint="eastAsia" w:ascii="仿宋_GB2312" w:eastAsia="仿宋_GB2312"/>
+          <w:b w:val="0"/>
+          <w:bCs w:val="0"/>
+          <w:color w:val="auto"/>
           <w:sz w:val="28"/>
           <w:szCs w:val="28"/>
           <w:lang w:val="en-US" w:eastAsia="zh-CN"/>
@@ -1032,10 +1059,22 @@
     </w:p>
     <w:p>
       <w:pPr>
+        <w:keepNext/>
+        <w:keepLines/>
+        <w:pageBreakBefore w:val="0"/>
+        <w:widowControl w:val="0"/>
+        <w:kinsoku/>
+        <w:wordWrap/>
+        <w:overflowPunct/>
+        <w:topLinePunct w:val="0"/>
+        <w:autoSpaceDE/>
+        <w:autoSpaceDN/>
+        <w:bidi w:val="0"/>
         <w:adjustRightInd w:val="0"/>
         <w:snapToGrid w:val="0"/>
         <w:spacing w:line="600" w:lineRule="exact"/>
         <w:jc w:val="left"/>
+        <w:textAlignment w:val="auto"/>
         <w:rPr>
           <w:rFonts w:asciiTheme="minorEastAsia" w:hAnsiTheme="minorEastAsia"/>
           <w:b/>
@@ -1074,10 +1113,22 @@
     </w:p>
     <w:p>
       <w:pPr>
+        <w:keepNext/>
+        <w:keepLines/>
+        <w:pageBreakBefore w:val="0"/>
+        <w:widowControl w:val="0"/>
+        <w:kinsoku/>
+        <w:wordWrap/>
+        <w:overflowPunct/>
+        <w:topLinePunct w:val="0"/>
+        <w:autoSpaceDE/>
+        <w:autoSpaceDN/>
+        <w:bidi w:val="0"/>
         <w:adjustRightInd w:val="0"/>
         <w:snapToGrid w:val="0"/>
         <w:spacing w:line="600" w:lineRule="exact"/>
         <w:jc w:val="left"/>
+        <w:textAlignment w:val="auto"/>
         <w:rPr>
           <w:rFonts w:ascii="仿宋_GB2312" w:eastAsia="仿宋_GB2312"/>
           <w:sz w:val="28"/>
@@ -1112,10 +1163,22 @@
     </w:p>
     <w:p>
       <w:pPr>
+        <w:keepNext/>
+        <w:keepLines/>
+        <w:pageBreakBefore w:val="0"/>
+        <w:widowControl w:val="0"/>
+        <w:kinsoku/>
+        <w:wordWrap/>
+        <w:overflowPunct/>
+        <w:topLinePunct w:val="0"/>
+        <w:autoSpaceDE/>
+        <w:autoSpaceDN/>
+        <w:bidi w:val="0"/>
         <w:adjustRightInd w:val="0"/>
         <w:snapToGrid w:val="0"/>
         <w:spacing w:line="600" w:lineRule="exact"/>
         <w:ind w:firstLine="560" w:firstLineChars="200"/>
+        <w:textAlignment w:val="auto"/>
         <w:rPr>
           <w:rFonts w:ascii="仿宋_GB2312" w:hAnsi="仿宋" w:eastAsia="仿宋_GB2312"/>
           <w:color w:val="000000" w:themeColor="text1"/>
@@ -1357,6 +1420,7 @@
       <w:r>
         <w:rPr>
           <w:rFonts w:hint="eastAsia" w:ascii="仿宋_GB2312" w:eastAsia="仿宋_GB2312"/>
+          <w:color w:val="0000FF"/>
           <w:sz w:val="28"/>
           <w:szCs w:val="28"/>
           <w:u w:val="single"/>
@@ -1375,6 +1439,7 @@
       <w:r>
         <w:rPr>
           <w:rFonts w:hint="eastAsia" w:ascii="仿宋_GB2312" w:eastAsia="仿宋_GB2312"/>
+          <w:color w:val="0000FF"/>
           <w:sz w:val="28"/>
           <w:szCs w:val="28"/>
           <w:u w:val="single"/>
@@ -1393,6 +1458,7 @@
       <w:r>
         <w:rPr>
           <w:rFonts w:hint="eastAsia" w:ascii="仿宋_GB2312" w:eastAsia="仿宋_GB2312"/>
+          <w:color w:val="0000FF"/>
           <w:sz w:val="28"/>
           <w:szCs w:val="28"/>
           <w:u w:val="single"/>
@@ -2059,10 +2125,30 @@
     </w:p>
     <w:p>
       <w:pPr>
+        <w:keepNext/>
+        <w:keepLines/>
+        <w:pageBreakBefore w:val="0"/>
+        <w:widowControl w:val="0"/>
+        <w:kinsoku/>
+        <w:wordWrap/>
+        <w:overflowPunct/>
+        <w:topLinePunct w:val="0"/>
+        <w:autoSpaceDE/>
+        <w:autoSpaceDN/>
+        <w:bidi w:val="0"/>
         <w:adjustRightInd w:val="0"/>
         <w:snapToGrid w:val="0"/>
         <w:spacing w:line="600" w:lineRule="exact"/>
         <w:jc w:val="left"/>
+        <w:textAlignment w:val="auto"/>
+        <w:rPr>
+          <w:rFonts w:ascii="宋体" w:hAnsi="宋体"/>
+          <w:b/>
+          <w:sz w:val="32"/>
+          <w:szCs w:val="32"/>
+        </w:rPr>
+      </w:pPr>
+      <w:r>
         <w:rPr>
           <w:rFonts w:hint="eastAsia" w:asciiTheme="minorEastAsia" w:hAnsiTheme="minorEastAsia"/>
           <w:b/>
@@ -2070,52 +2156,14 @@
           <w:szCs w:val="32"/>
           <w:lang w:val="en-US" w:eastAsia="zh-CN"/>
         </w:rPr>
-      </w:pPr>
-    </w:p>
-    <w:p>
-      <w:pPr>
-        <w:adjustRightInd w:val="0"/>
-        <w:snapToGrid w:val="0"/>
-        <w:spacing w:line="600" w:lineRule="exact"/>
-        <w:jc w:val="left"/>
+        <w:t>7</w:t>
+      </w:r>
+      <w:r>
         <w:rPr>
           <w:rFonts w:hint="eastAsia" w:asciiTheme="minorEastAsia" w:hAnsiTheme="minorEastAsia"/>
           <w:b/>
           <w:sz w:val="32"/>
           <w:szCs w:val="32"/>
-          <w:lang w:val="en-US" w:eastAsia="zh-CN"/>
-        </w:rPr>
-      </w:pPr>
-    </w:p>
-    <w:p>
-      <w:pPr>
-        <w:adjustRightInd w:val="0"/>
-        <w:snapToGrid w:val="0"/>
-        <w:spacing w:line="600" w:lineRule="exact"/>
-        <w:jc w:val="left"/>
-        <w:rPr>
-          <w:rFonts w:ascii="宋体" w:hAnsi="宋体"/>
-          <w:b/>
-          <w:sz w:val="32"/>
-          <w:szCs w:val="32"/>
-        </w:rPr>
-      </w:pPr>
-      <w:r>
-        <w:rPr>
-          <w:rFonts w:hint="eastAsia" w:asciiTheme="minorEastAsia" w:hAnsiTheme="minorEastAsia"/>
-          <w:b/>
-          <w:sz w:val="32"/>
-          <w:szCs w:val="32"/>
-          <w:lang w:val="en-US" w:eastAsia="zh-CN"/>
-        </w:rPr>
-        <w:t>7</w:t>
-      </w:r>
-      <w:r>
-        <w:rPr>
-          <w:rFonts w:hint="eastAsia" w:asciiTheme="minorEastAsia" w:hAnsiTheme="minorEastAsia"/>
-          <w:b/>
-          <w:sz w:val="32"/>
-          <w:szCs w:val="32"/>
         </w:rPr>
         <w:t>.</w:t>
       </w:r>
@@ -2131,11 +2179,23 @@
     </w:p>
     <w:p>
       <w:pPr>
+        <w:keepNext/>
+        <w:keepLines/>
+        <w:pageBreakBefore w:val="0"/>
+        <w:widowControl w:val="0"/>
+        <w:kinsoku/>
+        <w:wordWrap/>
+        <w:overflowPunct/>
+        <w:topLinePunct w:val="0"/>
+        <w:autoSpaceDE/>
+        <w:autoSpaceDN/>
+        <w:bidi w:val="0"/>
         <w:adjustRightInd w:val="0"/>
         <w:snapToGrid w:val="0"/>
         <w:spacing w:line="600" w:lineRule="exact"/>
         <w:ind w:firstLine="560" w:firstLineChars="200"/>
         <w:jc w:val="left"/>
+        <w:textAlignment w:val="auto"/>
         <w:rPr>
           <w:rFonts w:hint="eastAsia" w:ascii="仿宋_GB2312" w:eastAsia="仿宋_GB2312"/>
           <w:sz w:val="28"/>
@@ -2181,11 +2241,23 @@
     </w:p>
     <w:p>
       <w:pPr>
+        <w:keepNext/>
+        <w:keepLines/>
+        <w:pageBreakBefore w:val="0"/>
+        <w:widowControl w:val="0"/>
+        <w:kinsoku/>
+        <w:wordWrap/>
+        <w:overflowPunct/>
+        <w:topLinePunct w:val="0"/>
+        <w:autoSpaceDE/>
+        <w:autoSpaceDN/>
+        <w:bidi w:val="0"/>
         <w:adjustRightInd w:val="0"/>
         <w:snapToGrid w:val="0"/>
         <w:spacing w:line="600" w:lineRule="exact"/>
         <w:ind w:firstLine="560" w:firstLineChars="200"/>
         <w:jc w:val="left"/>
+        <w:textAlignment w:val="auto"/>
         <w:rPr>
           <w:rFonts w:ascii="仿宋_GB2312" w:eastAsia="仿宋_GB2312"/>
           <w:sz w:val="28"/>
@@ -2213,11 +2285,23 @@
     </w:p>
     <w:p>
       <w:pPr>
+        <w:keepNext/>
+        <w:keepLines/>
+        <w:pageBreakBefore w:val="0"/>
+        <w:widowControl w:val="0"/>
+        <w:kinsoku/>
+        <w:wordWrap/>
+        <w:overflowPunct/>
+        <w:topLinePunct w:val="0"/>
+        <w:autoSpaceDE/>
+        <w:autoSpaceDN/>
+        <w:bidi w:val="0"/>
         <w:adjustRightInd w:val="0"/>
         <w:snapToGrid w:val="0"/>
         <w:spacing w:line="600" w:lineRule="exact"/>
         <w:ind w:firstLine="560" w:firstLineChars="200"/>
         <w:jc w:val="left"/>
+        <w:textAlignment w:val="auto"/>
         <w:rPr>
           <w:rFonts w:hint="default" w:ascii="仿宋_GB2312" w:eastAsia="仿宋_GB2312"/>
           <w:sz w:val="28"/>
@@ -2245,11 +2329,23 @@
     </w:p>
     <w:p>
       <w:pPr>
+        <w:keepNext/>
+        <w:keepLines/>
+        <w:pageBreakBefore w:val="0"/>
+        <w:widowControl w:val="0"/>
+        <w:kinsoku/>
+        <w:wordWrap/>
+        <w:overflowPunct/>
+        <w:topLinePunct w:val="0"/>
+        <w:autoSpaceDE/>
+        <w:autoSpaceDN/>
+        <w:bidi w:val="0"/>
         <w:adjustRightInd w:val="0"/>
         <w:snapToGrid w:val="0"/>
         <w:spacing w:line="600" w:lineRule="exact"/>
         <w:ind w:firstLine="560" w:firstLineChars="200"/>
         <w:jc w:val="left"/>
+        <w:textAlignment w:val="auto"/>
         <w:rPr>
           <w:rFonts w:ascii="仿宋_GB2312" w:eastAsia="仿宋_GB2312"/>
           <w:sz w:val="28"/>
@@ -2284,10 +2380,22 @@
     </w:p>
     <w:p>
       <w:pPr>
+        <w:keepNext/>
+        <w:keepLines/>
+        <w:pageBreakBefore w:val="0"/>
+        <w:widowControl w:val="0"/>
+        <w:kinsoku/>
+        <w:wordWrap/>
+        <w:overflowPunct/>
+        <w:topLinePunct w:val="0"/>
+        <w:autoSpaceDE/>
+        <w:autoSpaceDN/>
+        <w:bidi w:val="0"/>
         <w:adjustRightInd w:val="0"/>
         <w:snapToGrid w:val="0"/>
         <w:spacing w:line="600" w:lineRule="exact"/>
         <w:jc w:val="left"/>
+        <w:textAlignment w:val="auto"/>
         <w:rPr>
           <w:rFonts w:ascii="仿宋_GB2312" w:eastAsia="仿宋_GB2312"/>
           <w:sz w:val="28"/>
@@ -2297,10 +2405,22 @@
     </w:p>
     <w:p>
       <w:pPr>
+        <w:keepNext/>
+        <w:keepLines/>
+        <w:pageBreakBefore w:val="0"/>
+        <w:widowControl w:val="0"/>
+        <w:kinsoku/>
+        <w:wordWrap/>
+        <w:overflowPunct/>
+        <w:topLinePunct w:val="0"/>
+        <w:autoSpaceDE/>
+        <w:autoSpaceDN/>
+        <w:bidi w:val="0"/>
         <w:adjustRightInd w:val="0"/>
         <w:snapToGrid w:val="0"/>
         <w:spacing w:line="600" w:lineRule="exact"/>
         <w:jc w:val="center"/>
+        <w:textAlignment w:val="auto"/>
         <w:rPr>
           <w:rFonts w:hint="eastAsia" w:ascii="仿宋_GB2312" w:eastAsia="仿宋_GB2312"/>
           <w:sz w:val="28"/>
@@ -2349,7 +2469,19 @@
     </w:p>
     <w:p>
       <w:pPr>
+        <w:keepNext/>
+        <w:keepLines/>
+        <w:pageBreakBefore w:val="0"/>
+        <w:widowControl w:val="0"/>
+        <w:kinsoku/>
+        <w:wordWrap/>
+        <w:overflowPunct/>
+        <w:topLinePunct w:val="0"/>
+        <w:autoSpaceDE/>
+        <w:autoSpaceDN/>
+        <w:bidi w:val="0"/>
         <w:ind w:firstLine="4200" w:firstLineChars="1500"/>
+        <w:textAlignment w:val="auto"/>
         <w:rPr>
           <w:rFonts w:hint="eastAsia" w:ascii="仿宋_GB2312" w:eastAsia="仿宋_GB2312"/>
           <w:sz w:val="28"/>
@@ -2360,6 +2492,7 @@
       <w:r>
         <w:rPr>
           <w:rFonts w:hint="eastAsia" w:ascii="仿宋_GB2312" w:eastAsia="仿宋_GB2312"/>
+          <w:color w:val="0000FF"/>
           <w:sz w:val="28"/>
           <w:szCs w:val="28"/>
           <w:u w:val="none"/>
@@ -2379,6 +2512,7 @@
       <w:r>
         <w:rPr>
           <w:rFonts w:hint="eastAsia" w:ascii="仿宋_GB2312" w:eastAsia="仿宋_GB2312"/>
+          <w:color w:val="0000FF"/>
           <w:sz w:val="28"/>
           <w:szCs w:val="28"/>
           <w:u w:val="none"/>
@@ -2398,12 +2532,13 @@
       <w:r>
         <w:rPr>
           <w:rFonts w:hint="eastAsia" w:ascii="仿宋_GB2312" w:eastAsia="仿宋_GB2312"/>
+          <w:color w:val="0000FF"/>
           <w:sz w:val="28"/>
           <w:szCs w:val="28"/>
           <w:u w:val="none"/>
           <w:lang w:val="en-US" w:eastAsia="zh-CN"/>
         </w:rPr>
-        <w:t xml:space="preserve">{{gonggao_day}} </w:t>
+        <w:t>{{gonggao_day}}</w:t>
       </w:r>
       <w:r>
         <w:rPr>
@@ -2411,19 +2546,19 @@
           <w:sz w:val="28"/>
           <w:szCs w:val="28"/>
           <w:u w:val="none"/>
+          <w:lang w:val="en-US" w:eastAsia="zh-CN"/>
+        </w:rPr>
+        <w:t xml:space="preserve"> </w:t>
+      </w:r>
+      <w:r>
+        <w:rPr>
+          <w:rFonts w:hint="eastAsia" w:ascii="仿宋_GB2312" w:eastAsia="仿宋_GB2312"/>
+          <w:sz w:val="28"/>
+          <w:szCs w:val="28"/>
+          <w:u w:val="none"/>
         </w:rPr>
         <w:t>日</w:t>
       </w:r>
-    </w:p>
-    <w:p>
-      <w:pPr>
-        <w:ind w:firstLine="4200" w:firstLineChars="1500"/>
-        <w:rPr>
-          <w:rFonts w:hint="eastAsia" w:ascii="仿宋_GB2312" w:eastAsia="仿宋_GB2312"/>
-          <w:sz w:val="28"/>
-          <w:szCs w:val="28"/>
-        </w:rPr>
-      </w:pPr>
     </w:p>
     <w:p>
       <w:pPr>
@@ -2884,7 +3019,7 @@
             <w:r>
               <w:rPr>
                 <w:rFonts w:hint="eastAsia" w:ascii="仿宋_GB2312" w:hAnsi="仿宋_GB2312" w:eastAsia="仿宋_GB2312" w:cs="仿宋_GB2312"/>
-                <w:color w:val="auto"/>
+                <w:color w:val="0000FF"/>
                 <w:kern w:val="2"/>
                 <w:sz w:val="24"/>
                 <w:szCs w:val="24"/>
@@ -2917,7 +3052,7 @@
             <w:r>
               <w:rPr>
                 <w:rFonts w:hint="eastAsia" w:ascii="仿宋_GB2312" w:hAnsi="仿宋_GB2312" w:eastAsia="仿宋_GB2312" w:cs="仿宋_GB2312"/>
-                <w:color w:val="auto"/>
+                <w:color w:val="0000FF"/>
                 <w:kern w:val="2"/>
                 <w:sz w:val="24"/>
                 <w:szCs w:val="24"/>
@@ -3403,10 +3538,22 @@
     </w:p>
     <w:p>
       <w:pPr>
+        <w:keepNext/>
+        <w:keepLines/>
+        <w:pageBreakBefore w:val="0"/>
+        <w:widowControl w:val="0"/>
+        <w:kinsoku/>
+        <w:wordWrap/>
+        <w:overflowPunct/>
+        <w:topLinePunct w:val="0"/>
+        <w:autoSpaceDE/>
+        <w:autoSpaceDN/>
+        <w:bidi w:val="0"/>
         <w:adjustRightInd w:val="0"/>
         <w:snapToGrid w:val="0"/>
         <w:spacing w:line="240" w:lineRule="auto"/>
         <w:jc w:val="center"/>
+        <w:textAlignment w:val="auto"/>
         <w:rPr>
           <w:rFonts w:hint="eastAsia" w:asciiTheme="minorEastAsia" w:hAnsiTheme="minorEastAsia"/>
           <w:b/>
@@ -3415,13 +3562,35 @@
           <w:lang w:val="en-US" w:eastAsia="zh-CN"/>
         </w:rPr>
       </w:pPr>
-    </w:p>
-    <w:p>
-      <w:pPr>
+      <w:r>
+        <w:rPr>
+          <w:rFonts w:hint="eastAsia" w:asciiTheme="minorEastAsia" w:hAnsiTheme="minorEastAsia"/>
+          <w:b/>
+          <w:sz w:val="32"/>
+          <w:szCs w:val="32"/>
+          <w:lang w:val="en-US" w:eastAsia="zh-CN"/>
+        </w:rPr>
+        <w:t>意向报名文件格式</w:t>
+      </w:r>
+    </w:p>
+    <w:p>
+      <w:pPr>
+        <w:keepNext/>
+        <w:keepLines/>
+        <w:pageBreakBefore w:val="0"/>
+        <w:widowControl w:val="0"/>
+        <w:kinsoku/>
+        <w:wordWrap/>
+        <w:overflowPunct/>
+        <w:topLinePunct w:val="0"/>
+        <w:autoSpaceDE/>
+        <w:autoSpaceDN/>
+        <w:bidi w:val="0"/>
         <w:adjustRightInd w:val="0"/>
         <w:snapToGrid w:val="0"/>
         <w:spacing w:line="240" w:lineRule="auto"/>
         <w:jc w:val="center"/>
+        <w:textAlignment w:val="auto"/>
         <w:rPr>
           <w:rFonts w:hint="eastAsia" w:asciiTheme="minorEastAsia" w:hAnsiTheme="minorEastAsia"/>
           <w:b/>
@@ -3433,48 +3602,20 @@
     </w:p>
     <w:p>
       <w:pPr>
-        <w:adjustRightInd w:val="0"/>
-        <w:snapToGrid w:val="0"/>
-        <w:spacing w:line="240" w:lineRule="auto"/>
-        <w:jc w:val="center"/>
-        <w:rPr>
-          <w:rFonts w:hint="eastAsia" w:asciiTheme="minorEastAsia" w:hAnsiTheme="minorEastAsia"/>
-          <w:b/>
-          <w:sz w:val="32"/>
-          <w:szCs w:val="32"/>
-          <w:lang w:val="en-US" w:eastAsia="zh-CN"/>
-        </w:rPr>
-      </w:pPr>
-      <w:r>
-        <w:rPr>
-          <w:rFonts w:hint="eastAsia" w:asciiTheme="minorEastAsia" w:hAnsiTheme="minorEastAsia"/>
-          <w:b/>
-          <w:sz w:val="32"/>
-          <w:szCs w:val="32"/>
-          <w:lang w:val="en-US" w:eastAsia="zh-CN"/>
-        </w:rPr>
-        <w:t>意向报名文件格式</w:t>
-      </w:r>
-    </w:p>
-    <w:p>
-      <w:pPr>
-        <w:adjustRightInd w:val="0"/>
-        <w:snapToGrid w:val="0"/>
-        <w:spacing w:line="240" w:lineRule="auto"/>
-        <w:jc w:val="center"/>
-        <w:rPr>
-          <w:rFonts w:hint="eastAsia" w:asciiTheme="minorEastAsia" w:hAnsiTheme="minorEastAsia"/>
-          <w:b/>
-          <w:sz w:val="32"/>
-          <w:szCs w:val="32"/>
-          <w:lang w:val="en-US" w:eastAsia="zh-CN"/>
-        </w:rPr>
-      </w:pPr>
-    </w:p>
-    <w:p>
-      <w:pPr>
+        <w:keepNext/>
+        <w:keepLines/>
+        <w:pageBreakBefore w:val="0"/>
+        <w:widowControl w:val="0"/>
+        <w:kinsoku/>
+        <w:wordWrap/>
+        <w:overflowPunct/>
+        <w:topLinePunct w:val="0"/>
+        <w:autoSpaceDE/>
+        <w:autoSpaceDN/>
+        <w:bidi w:val="0"/>
         <w:spacing w:line="360" w:lineRule="auto"/>
         <w:jc w:val="center"/>
+        <w:textAlignment w:val="auto"/>
         <w:rPr>
           <w:rFonts w:hint="default" w:ascii="仿宋" w:hAnsi="仿宋" w:eastAsia="仿宋" w:cs="仿宋"/>
           <w:color w:val="auto"/>
@@ -3511,7 +3652,19 @@
     </w:p>
     <w:p>
       <w:pPr>
+        <w:keepNext/>
+        <w:keepLines/>
+        <w:pageBreakBefore w:val="0"/>
+        <w:widowControl w:val="0"/>
+        <w:kinsoku/>
+        <w:wordWrap/>
+        <w:overflowPunct/>
+        <w:topLinePunct w:val="0"/>
+        <w:autoSpaceDE/>
+        <w:autoSpaceDN/>
+        <w:bidi w:val="0"/>
         <w:spacing w:line="360" w:lineRule="auto"/>
+        <w:textAlignment w:val="auto"/>
         <w:rPr>
           <w:rFonts w:hint="eastAsia" w:ascii="仿宋" w:hAnsi="仿宋" w:eastAsia="仿宋" w:cs="仿宋"/>
           <w:color w:val="auto"/>
@@ -3524,7 +3677,19 @@
     </w:p>
     <w:p>
       <w:pPr>
+        <w:keepNext/>
+        <w:keepLines/>
+        <w:pageBreakBefore w:val="0"/>
+        <w:widowControl w:val="0"/>
+        <w:kinsoku/>
+        <w:wordWrap/>
+        <w:overflowPunct/>
+        <w:topLinePunct w:val="0"/>
+        <w:autoSpaceDE/>
+        <w:autoSpaceDN/>
+        <w:bidi w:val="0"/>
         <w:spacing w:line="360" w:lineRule="auto"/>
+        <w:textAlignment w:val="auto"/>
         <w:rPr>
           <w:rFonts w:hint="eastAsia" w:ascii="仿宋" w:hAnsi="仿宋" w:eastAsia="仿宋" w:cs="仿宋"/>
           <w:color w:val="auto"/>
@@ -3571,7 +3736,19 @@
     </w:p>
     <w:p>
       <w:pPr>
+        <w:keepNext/>
+        <w:keepLines/>
+        <w:pageBreakBefore w:val="0"/>
+        <w:widowControl w:val="0"/>
+        <w:kinsoku/>
+        <w:wordWrap/>
+        <w:overflowPunct/>
+        <w:topLinePunct w:val="0"/>
+        <w:autoSpaceDE/>
+        <w:autoSpaceDN/>
+        <w:bidi w:val="0"/>
         <w:ind w:firstLine="600" w:firstLineChars="200"/>
+        <w:textAlignment w:val="auto"/>
         <w:rPr>
           <w:rFonts w:hint="eastAsia" w:ascii="仿宋" w:hAnsi="仿宋" w:eastAsia="仿宋" w:cs="仿宋"/>
           <w:sz w:val="30"/>
@@ -3589,6 +3766,7 @@
       <w:r>
         <w:rPr>
           <w:rFonts w:hint="eastAsia" w:ascii="仿宋" w:hAnsi="仿宋" w:eastAsia="仿宋" w:cs="仿宋"/>
+          <w:color w:val="0000FF"/>
           <w:sz w:val="30"/>
           <w:szCs w:val="30"/>
           <w:u w:val="single"/>
@@ -3607,12 +3785,13 @@
       <w:r>
         <w:rPr>
           <w:rFonts w:hint="eastAsia" w:ascii="仿宋" w:hAnsi="仿宋" w:eastAsia="仿宋" w:cs="仿宋"/>
+          <w:color w:val="0000FF"/>
           <w:sz w:val="30"/>
           <w:szCs w:val="30"/>
           <w:u w:val="single"/>
           <w:lang w:val="en-US" w:eastAsia="zh-CN"/>
         </w:rPr>
-        <w:t>{{yixiang_baoming_neirong}}</w:t>
+        <w:t>{{caigou_neirong}}</w:t>
       </w:r>
       <w:r>
         <w:rPr>
@@ -3634,7 +3813,19 @@
     </w:p>
     <w:p>
       <w:pPr>
+        <w:keepNext/>
+        <w:keepLines/>
+        <w:pageBreakBefore w:val="0"/>
+        <w:widowControl w:val="0"/>
+        <w:kinsoku/>
+        <w:wordWrap/>
+        <w:overflowPunct/>
+        <w:topLinePunct w:val="0"/>
+        <w:autoSpaceDE/>
+        <w:autoSpaceDN/>
+        <w:bidi w:val="0"/>
         <w:ind w:firstLine="600" w:firstLineChars="200"/>
+        <w:textAlignment w:val="auto"/>
         <w:rPr>
           <w:rFonts w:ascii="仿宋" w:hAnsi="仿宋" w:eastAsia="仿宋" w:cs="仿宋"/>
           <w:sz w:val="30"/>
@@ -3644,7 +3835,19 @@
     </w:p>
     <w:p>
       <w:pPr>
+        <w:keepNext/>
+        <w:keepLines/>
+        <w:pageBreakBefore w:val="0"/>
+        <w:widowControl w:val="0"/>
+        <w:kinsoku/>
+        <w:wordWrap/>
+        <w:overflowPunct/>
+        <w:topLinePunct w:val="0"/>
+        <w:autoSpaceDE/>
+        <w:autoSpaceDN/>
+        <w:bidi w:val="0"/>
         <w:ind w:firstLine="600" w:firstLineChars="200"/>
+        <w:textAlignment w:val="auto"/>
         <w:rPr>
           <w:rFonts w:hint="default" w:ascii="仿宋" w:hAnsi="仿宋" w:eastAsia="仿宋" w:cs="仿宋"/>
           <w:color w:val="auto"/>
@@ -3657,7 +3860,19 @@
     </w:p>
     <w:p>
       <w:pPr>
+        <w:keepNext/>
+        <w:keepLines/>
+        <w:pageBreakBefore w:val="0"/>
+        <w:widowControl w:val="0"/>
+        <w:kinsoku/>
+        <w:wordWrap/>
+        <w:overflowPunct/>
+        <w:topLinePunct w:val="0"/>
+        <w:autoSpaceDE/>
+        <w:autoSpaceDN/>
+        <w:bidi w:val="0"/>
         <w:ind w:firstLine="600" w:firstLineChars="200"/>
+        <w:textAlignment w:val="auto"/>
         <w:rPr>
           <w:rFonts w:hint="eastAsia" w:ascii="仿宋" w:hAnsi="仿宋" w:eastAsia="仿宋" w:cs="仿宋"/>
           <w:color w:val="auto"/>
@@ -3700,6 +3915,18 @@
     </w:p>
     <w:p>
       <w:pPr>
+        <w:keepNext/>
+        <w:keepLines/>
+        <w:pageBreakBefore w:val="0"/>
+        <w:widowControl w:val="0"/>
+        <w:kinsoku/>
+        <w:wordWrap/>
+        <w:overflowPunct/>
+        <w:topLinePunct w:val="0"/>
+        <w:autoSpaceDE/>
+        <w:autoSpaceDN/>
+        <w:bidi w:val="0"/>
+        <w:textAlignment w:val="auto"/>
         <w:rPr>
           <w:rFonts w:hint="eastAsia" w:ascii="仿宋" w:hAnsi="仿宋" w:eastAsia="仿宋" w:cs="仿宋"/>
           <w:color w:val="auto"/>
@@ -3711,6 +3938,18 @@
     </w:p>
     <w:p>
       <w:pPr>
+        <w:keepNext/>
+        <w:keepLines/>
+        <w:pageBreakBefore w:val="0"/>
+        <w:widowControl w:val="0"/>
+        <w:kinsoku/>
+        <w:wordWrap/>
+        <w:overflowPunct/>
+        <w:topLinePunct w:val="0"/>
+        <w:autoSpaceDE/>
+        <w:autoSpaceDN/>
+        <w:bidi w:val="0"/>
+        <w:textAlignment w:val="auto"/>
         <w:rPr>
           <w:rFonts w:ascii="Times New Roman" w:hAnsi="Times New Roman" w:eastAsia="仿宋_GB2312" w:cs="Times New Roman"/>
           <w:color w:val="auto"/>
@@ -3722,7 +3961,19 @@
     </w:p>
     <w:p>
       <w:pPr>
+        <w:keepNext/>
+        <w:keepLines/>
+        <w:pageBreakBefore w:val="0"/>
+        <w:widowControl w:val="0"/>
+        <w:kinsoku/>
+        <w:wordWrap/>
+        <w:overflowPunct/>
+        <w:topLinePunct w:val="0"/>
+        <w:autoSpaceDE/>
+        <w:autoSpaceDN/>
+        <w:bidi w:val="0"/>
         <w:ind w:firstLine="4900" w:firstLineChars="1750"/>
+        <w:textAlignment w:val="auto"/>
         <w:rPr>
           <w:rFonts w:ascii="Times New Roman" w:hAnsi="Times New Roman" w:eastAsia="仿宋_GB2312" w:cs="Times New Roman"/>
           <w:color w:val="auto"/>
@@ -3744,6 +3995,18 @@
     </w:p>
     <w:p>
       <w:pPr>
+        <w:keepNext/>
+        <w:keepLines/>
+        <w:pageBreakBefore w:val="0"/>
+        <w:widowControl w:val="0"/>
+        <w:kinsoku/>
+        <w:wordWrap/>
+        <w:overflowPunct/>
+        <w:topLinePunct w:val="0"/>
+        <w:autoSpaceDE/>
+        <w:autoSpaceDN/>
+        <w:bidi w:val="0"/>
+        <w:textAlignment w:val="auto"/>
         <w:rPr>
           <w:rFonts w:ascii="Times New Roman" w:hAnsi="Times New Roman" w:eastAsia="仿宋_GB2312" w:cs="Times New Roman"/>
           <w:color w:val="auto"/>
@@ -3777,6 +4040,8 @@
           <w:lang w:val="en-US" w:eastAsia="zh-CN"/>
         </w:rPr>
       </w:pPr>
+      <w:bookmarkStart w:id="1" w:name="_GoBack"/>
+      <w:bookmarkEnd w:id="1"/>
     </w:p>
     <w:p>
       <w:pPr>
